--- a/for wordpress/Privacy Policy.docx
+++ b/for wordpress/Privacy Policy.docx
@@ -81,8 +81,20 @@
           <w:szCs w:val="24"/>
           <w:lang w:val="en-US" w:eastAsia="ru-RU"/>
         </w:rPr>
-        <w:t>21</w:t>
-      </w:r>
+        <w:t>2</w:t>
+      </w:r>
+      <w:r>
+        <w:rPr>
+          <w:rFonts w:ascii="Times New Roman" w:eastAsia="Times New Roman" w:hAnsi="Times New Roman" w:cs="Times New Roman"/>
+          <w:color w:val="000000"/>
+          <w:sz w:val="24"/>
+          <w:szCs w:val="24"/>
+          <w:lang w:eastAsia="ru-RU"/>
+        </w:rPr>
+        <w:t>7</w:t>
+      </w:r>
+      <w:bookmarkStart w:id="0" w:name="_GoBack"/>
+      <w:bookmarkEnd w:id="0"/>
       <w:r>
         <w:rPr>
           <w:rFonts w:ascii="Times New Roman" w:eastAsia="Times New Roman" w:hAnsi="Times New Roman" w:cs="Times New Roman"/>
@@ -1195,8 +1207,8 @@
           <w:lang w:val="en-US"/>
         </w:rPr>
       </w:pPr>
-      <w:bookmarkStart w:id="0" w:name="_ttu17anr1bya" w:colFirst="0" w:colLast="0"/>
-      <w:bookmarkEnd w:id="0"/>
+      <w:bookmarkStart w:id="1" w:name="_ttu17anr1bya" w:colFirst="0" w:colLast="0"/>
+      <w:bookmarkEnd w:id="1"/>
       <w:r>
         <w:rPr>
           <w:rFonts w:ascii="Times New Roman" w:hAnsi="Times New Roman" w:cs="Times New Roman"/>
@@ -1399,8 +1411,8 @@
           <w:szCs w:val="27"/>
         </w:rPr>
       </w:pPr>
-      <w:bookmarkStart w:id="1" w:name="_129dpb7nzamg" w:colFirst="0" w:colLast="0"/>
-      <w:bookmarkEnd w:id="1"/>
+      <w:bookmarkStart w:id="2" w:name="_129dpb7nzamg" w:colFirst="0" w:colLast="0"/>
+      <w:bookmarkEnd w:id="2"/>
       <w:proofErr w:type="spellStart"/>
       <w:r>
         <w:rPr>
@@ -2628,7 +2640,43 @@
           <w:szCs w:val="24"/>
           <w:lang w:val="en-US"/>
         </w:rPr>
-        <w:t xml:space="preserve"> use service providers to provide our website. We </w:t>
+        <w:t xml:space="preserve"> use </w:t>
+      </w:r>
+      <w:r>
+        <w:rPr>
+          <w:rFonts w:ascii="Times New Roman" w:hAnsi="Times New Roman" w:cs="Times New Roman"/>
+          <w:sz w:val="24"/>
+          <w:szCs w:val="24"/>
+          <w:lang w:val="en-US"/>
+        </w:rPr>
+        <w:t>S</w:t>
+      </w:r>
+      <w:r>
+        <w:rPr>
+          <w:rFonts w:ascii="Times New Roman" w:hAnsi="Times New Roman" w:cs="Times New Roman"/>
+          <w:sz w:val="24"/>
+          <w:szCs w:val="24"/>
+          <w:lang w:val="en-US"/>
+        </w:rPr>
+        <w:t xml:space="preserve">ervice </w:t>
+      </w:r>
+      <w:r>
+        <w:rPr>
+          <w:rFonts w:ascii="Times New Roman" w:hAnsi="Times New Roman" w:cs="Times New Roman"/>
+          <w:sz w:val="24"/>
+          <w:szCs w:val="24"/>
+          <w:lang w:val="en-US"/>
+        </w:rPr>
+        <w:t>P</w:t>
+      </w:r>
+      <w:r>
+        <w:rPr>
+          <w:rFonts w:ascii="Times New Roman" w:hAnsi="Times New Roman" w:cs="Times New Roman"/>
+          <w:sz w:val="24"/>
+          <w:szCs w:val="24"/>
+          <w:lang w:val="en-US"/>
+        </w:rPr>
+        <w:t xml:space="preserve">roviders to provide our website. We </w:t>
       </w:r>
       <w:r>
         <w:rPr>
@@ -2646,7 +2694,225 @@
           <w:szCs w:val="24"/>
           <w:lang w:val="en-US"/>
         </w:rPr>
-        <w:t>transmit personal data to these service providers for this purpose. These service providers are obligated to exercise the same care in processing personal data as we do ourselves. These service providers are subject to the same strict data protection regulations. Personal data are only transferred to state institutions and authorities within the scope of legal or judicial obligations.</w:t>
+        <w:t xml:space="preserve">transmit personal data to these service providers for this purpose. These </w:t>
+      </w:r>
+      <w:r>
+        <w:rPr>
+          <w:rFonts w:ascii="Times New Roman" w:hAnsi="Times New Roman" w:cs="Times New Roman"/>
+          <w:sz w:val="24"/>
+          <w:szCs w:val="24"/>
+          <w:lang w:val="en-US"/>
+        </w:rPr>
+        <w:t>S</w:t>
+      </w:r>
+      <w:r>
+        <w:rPr>
+          <w:rFonts w:ascii="Times New Roman" w:hAnsi="Times New Roman" w:cs="Times New Roman"/>
+          <w:sz w:val="24"/>
+          <w:szCs w:val="24"/>
+          <w:lang w:val="en-US"/>
+        </w:rPr>
+        <w:t xml:space="preserve">ervice </w:t>
+      </w:r>
+      <w:r>
+        <w:rPr>
+          <w:rFonts w:ascii="Times New Roman" w:hAnsi="Times New Roman" w:cs="Times New Roman"/>
+          <w:sz w:val="24"/>
+          <w:szCs w:val="24"/>
+          <w:lang w:val="en-US"/>
+        </w:rPr>
+        <w:t>P</w:t>
+      </w:r>
+      <w:r>
+        <w:rPr>
+          <w:rFonts w:ascii="Times New Roman" w:hAnsi="Times New Roman" w:cs="Times New Roman"/>
+          <w:sz w:val="24"/>
+          <w:szCs w:val="24"/>
+          <w:lang w:val="en-US"/>
+        </w:rPr>
+        <w:t xml:space="preserve">roviders are obligated to exercise the same care in processing personal data as we do ourselves. These </w:t>
+      </w:r>
+      <w:r>
+        <w:rPr>
+          <w:rFonts w:ascii="Times New Roman" w:hAnsi="Times New Roman" w:cs="Times New Roman"/>
+          <w:sz w:val="24"/>
+          <w:szCs w:val="24"/>
+          <w:lang w:val="en-US"/>
+        </w:rPr>
+        <w:t>S</w:t>
+      </w:r>
+      <w:r>
+        <w:rPr>
+          <w:rFonts w:ascii="Times New Roman" w:hAnsi="Times New Roman" w:cs="Times New Roman"/>
+          <w:sz w:val="24"/>
+          <w:szCs w:val="24"/>
+          <w:lang w:val="en-US"/>
+        </w:rPr>
+        <w:t xml:space="preserve">ervice </w:t>
+      </w:r>
+      <w:r>
+        <w:rPr>
+          <w:rFonts w:ascii="Times New Roman" w:hAnsi="Times New Roman" w:cs="Times New Roman"/>
+          <w:sz w:val="24"/>
+          <w:szCs w:val="24"/>
+          <w:lang w:val="en-US"/>
+        </w:rPr>
+        <w:t>P</w:t>
+      </w:r>
+      <w:r>
+        <w:rPr>
+          <w:rFonts w:ascii="Times New Roman" w:hAnsi="Times New Roman" w:cs="Times New Roman"/>
+          <w:sz w:val="24"/>
+          <w:szCs w:val="24"/>
+          <w:lang w:val="en-US"/>
+        </w:rPr>
+        <w:t>roviders are subject to the same strict data protection regulations. Personal data are only transferred to state institutions and authorities within the scope of legal or judicial obligations.</w:t>
+      </w:r>
+    </w:p>
+    <w:p>
+      <w:pPr>
+        <w:rPr>
+          <w:rFonts w:ascii="Times New Roman" w:hAnsi="Times New Roman" w:cs="Times New Roman"/>
+          <w:sz w:val="24"/>
+          <w:szCs w:val="24"/>
+          <w:lang w:val="en-US"/>
+        </w:rPr>
+      </w:pPr>
+      <w:r>
+        <w:rPr>
+          <w:rFonts w:ascii="Times New Roman" w:hAnsi="Times New Roman" w:cs="Times New Roman"/>
+          <w:sz w:val="24"/>
+          <w:szCs w:val="24"/>
+          <w:lang w:val="en-US"/>
+        </w:rPr>
+        <w:t>In our Privacy Policy, we want to make it clear that the Website may include links to third-party websites or services, such as Telegram, that are not owned or controlled by our Company in any way</w:t>
+      </w:r>
+      <w:r>
+        <w:rPr>
+          <w:rFonts w:ascii="Times New Roman" w:hAnsi="Times New Roman" w:cs="Times New Roman"/>
+          <w:sz w:val="24"/>
+          <w:szCs w:val="24"/>
+          <w:lang w:val="en-US"/>
+        </w:rPr>
+        <w:t xml:space="preserve"> and are not considered Service Providers under this Privacy Policy</w:t>
+      </w:r>
+      <w:r>
+        <w:rPr>
+          <w:rFonts w:ascii="Times New Roman" w:hAnsi="Times New Roman" w:cs="Times New Roman"/>
+          <w:sz w:val="24"/>
+          <w:szCs w:val="24"/>
+          <w:lang w:val="en-US"/>
+        </w:rPr>
+        <w:t>. It's important to note that the Company does not have control over these third-party services and assumes no responsibility for their privacy policies, or practices regarding Your Personal Data.</w:t>
+      </w:r>
+    </w:p>
+    <w:p>
+      <w:pPr>
+        <w:rPr>
+          <w:rFonts w:ascii="Times New Roman" w:hAnsi="Times New Roman" w:cs="Times New Roman"/>
+          <w:sz w:val="24"/>
+          <w:szCs w:val="24"/>
+          <w:lang w:val="en-US"/>
+        </w:rPr>
+      </w:pPr>
+      <w:r>
+        <w:rPr>
+          <w:rFonts w:ascii="Times New Roman" w:hAnsi="Times New Roman" w:cs="Times New Roman"/>
+          <w:sz w:val="24"/>
+          <w:szCs w:val="24"/>
+          <w:lang w:val="en-US"/>
+        </w:rPr>
+        <w:t xml:space="preserve">Telegram, specifically, is not considered a Service Provider, and its usage by You is not mandatory for the functioning of our Website; it is entirely at your </w:t>
+      </w:r>
+      <w:r>
+        <w:rPr>
+          <w:rFonts w:ascii="Times New Roman" w:hAnsi="Times New Roman" w:cs="Times New Roman"/>
+          <w:sz w:val="24"/>
+          <w:szCs w:val="24"/>
+          <w:lang w:val="en-US"/>
+        </w:rPr>
+        <w:t xml:space="preserve">sole </w:t>
+      </w:r>
+      <w:r>
+        <w:rPr>
+          <w:rFonts w:ascii="Times New Roman" w:hAnsi="Times New Roman" w:cs="Times New Roman"/>
+          <w:sz w:val="24"/>
+          <w:szCs w:val="24"/>
+          <w:lang w:val="en-US"/>
+        </w:rPr>
+        <w:t xml:space="preserve">discretion. If you choose to use Telegram services, whether through a link provided on </w:t>
+      </w:r>
+      <w:r>
+        <w:rPr>
+          <w:rFonts w:ascii="Times New Roman" w:hAnsi="Times New Roman" w:cs="Times New Roman"/>
+          <w:sz w:val="24"/>
+          <w:szCs w:val="24"/>
+          <w:lang w:val="en-US"/>
+        </w:rPr>
+        <w:t>the</w:t>
+      </w:r>
+      <w:r>
+        <w:rPr>
+          <w:rFonts w:ascii="Times New Roman" w:hAnsi="Times New Roman" w:cs="Times New Roman"/>
+          <w:sz w:val="24"/>
+          <w:szCs w:val="24"/>
+          <w:lang w:val="en-US"/>
+        </w:rPr>
+        <w:t xml:space="preserve"> Website or otherwise, you acknowledge and agree that the Company is not the Data Controller or Data Processor of your Personal Data in this </w:t>
+      </w:r>
+      <w:r>
+        <w:rPr>
+          <w:rFonts w:ascii="Times New Roman" w:hAnsi="Times New Roman" w:cs="Times New Roman"/>
+          <w:sz w:val="24"/>
+          <w:szCs w:val="24"/>
+          <w:lang w:val="en-US"/>
+        </w:rPr>
+        <w:t>regard</w:t>
+      </w:r>
+      <w:r>
+        <w:rPr>
+          <w:rFonts w:ascii="Times New Roman" w:hAnsi="Times New Roman" w:cs="Times New Roman"/>
+          <w:sz w:val="24"/>
+          <w:szCs w:val="24"/>
+          <w:lang w:val="en-US"/>
+        </w:rPr>
+        <w:t xml:space="preserve">. Therefore, </w:t>
+      </w:r>
+      <w:r>
+        <w:rPr>
+          <w:rFonts w:ascii="Times New Roman" w:hAnsi="Times New Roman" w:cs="Times New Roman"/>
+          <w:sz w:val="24"/>
+          <w:szCs w:val="24"/>
+          <w:lang w:val="en-US"/>
+        </w:rPr>
+        <w:t>W</w:t>
+      </w:r>
+      <w:r>
+        <w:rPr>
+          <w:rFonts w:ascii="Times New Roman" w:hAnsi="Times New Roman" w:cs="Times New Roman"/>
+          <w:sz w:val="24"/>
+          <w:szCs w:val="24"/>
+          <w:lang w:val="en-US"/>
+        </w:rPr>
+        <w:t xml:space="preserve">e do not hold responsibility for the security or use of your Personal Data </w:t>
+      </w:r>
+      <w:r>
+        <w:rPr>
+          <w:rFonts w:ascii="Times New Roman" w:hAnsi="Times New Roman" w:cs="Times New Roman"/>
+          <w:sz w:val="24"/>
+          <w:szCs w:val="24"/>
+          <w:lang w:val="en-US"/>
+        </w:rPr>
+        <w:t>if you decide to use</w:t>
+      </w:r>
+      <w:r>
+        <w:rPr>
+          <w:rFonts w:ascii="Times New Roman" w:hAnsi="Times New Roman" w:cs="Times New Roman"/>
+          <w:sz w:val="24"/>
+          <w:szCs w:val="24"/>
+          <w:lang w:val="en-US"/>
+        </w:rPr>
+        <w:t xml:space="preserve"> Telegram services.</w:t>
       </w:r>
     </w:p>
     <w:p>
@@ -2670,8 +2936,8 @@
           <w:lang w:val="en-US"/>
         </w:rPr>
       </w:pPr>
-      <w:bookmarkStart w:id="2" w:name="_gujpckreizka" w:colFirst="0" w:colLast="0"/>
-      <w:bookmarkEnd w:id="2"/>
+      <w:bookmarkStart w:id="3" w:name="_gujpckreizka" w:colFirst="0" w:colLast="0"/>
+      <w:bookmarkEnd w:id="3"/>
       <w:r>
         <w:rPr>
           <w:lang w:val="en-US"/>
@@ -2705,8 +2971,8 @@
           <w:lang w:val="en-US"/>
         </w:rPr>
       </w:pPr>
-      <w:bookmarkStart w:id="3" w:name="_d7bvp9o3lty7" w:colFirst="0" w:colLast="0"/>
-      <w:bookmarkEnd w:id="3"/>
+      <w:bookmarkStart w:id="4" w:name="_d7bvp9o3lty7" w:colFirst="0" w:colLast="0"/>
+      <w:bookmarkEnd w:id="4"/>
       <w:r>
         <w:rPr>
           <w:lang w:val="en-US"/>
@@ -2740,8 +3006,8 @@
           <w:lang w:val="en-US"/>
         </w:rPr>
       </w:pPr>
-      <w:bookmarkStart w:id="4" w:name="_voas3sgrnp4z" w:colFirst="0" w:colLast="0"/>
-      <w:bookmarkEnd w:id="4"/>
+      <w:bookmarkStart w:id="5" w:name="_voas3sgrnp4z" w:colFirst="0" w:colLast="0"/>
+      <w:bookmarkEnd w:id="5"/>
       <w:r>
         <w:rPr>
           <w:lang w:val="en-US"/>
@@ -2765,6 +3031,7 @@
           <w:szCs w:val="24"/>
           <w:lang w:val="en-US"/>
         </w:rPr>
+        <w:lastRenderedPageBreak/>
         <w:t>The Company may disclose Your Personal Data in the good faith belief that such action is necessary to:</w:t>
       </w:r>
     </w:p>
@@ -2989,7 +3256,6 @@
           <w:szCs w:val="24"/>
           <w:lang w:val="en-US"/>
         </w:rPr>
-        <w:lastRenderedPageBreak/>
         <w:t xml:space="preserve">You may write to </w:t>
       </w:r>
       <w:r>
@@ -3323,6 +3589,7 @@
           <w:shd w:val="clear" w:color="auto" w:fill="FFFFFF"/>
           <w:lang w:val="en-US"/>
         </w:rPr>
+        <w:lastRenderedPageBreak/>
         <w:t xml:space="preserve">We will not store or collect Your payment card details. That information is provided directly to Our third-party payment processors whose use of Your personal information is governed by their Privacy Policy. </w:t>
       </w:r>
     </w:p>
@@ -3432,7 +3699,6 @@
           <w:rFonts w:ascii="Times New Roman" w:hAnsi="Times New Roman" w:cs="Times New Roman"/>
           <w:lang w:val="en-US"/>
         </w:rPr>
-        <w:lastRenderedPageBreak/>
         <w:br/>
       </w:r>
       <w:r>
@@ -3616,8 +3882,8 @@
           <w:lang w:val="en-US"/>
         </w:rPr>
       </w:pPr>
-      <w:bookmarkStart w:id="5" w:name="_t0rkme7h698q" w:colFirst="0" w:colLast="0"/>
-      <w:bookmarkEnd w:id="5"/>
+      <w:bookmarkStart w:id="6" w:name="_t0rkme7h698q" w:colFirst="0" w:colLast="0"/>
+      <w:bookmarkEnd w:id="6"/>
       <w:r>
         <w:rPr>
           <w:lang w:val="en-US"/>
@@ -3884,8 +4150,8 @@
           <w:lang w:val="en-US"/>
         </w:rPr>
       </w:pPr>
-      <w:bookmarkStart w:id="6" w:name="_5p6zaum2uh16" w:colFirst="0" w:colLast="0"/>
-      <w:bookmarkEnd w:id="6"/>
+      <w:bookmarkStart w:id="7" w:name="_5p6zaum2uh16" w:colFirst="0" w:colLast="0"/>
+      <w:bookmarkEnd w:id="7"/>
       <w:r>
         <w:rPr>
           <w:lang w:val="en-US"/>
@@ -4367,8 +4633,8 @@
           <w:lang w:val="en-US"/>
         </w:rPr>
       </w:pPr>
-      <w:bookmarkStart w:id="7" w:name="_wgcz9bosa0b9" w:colFirst="0" w:colLast="0"/>
-      <w:bookmarkEnd w:id="7"/>
+      <w:bookmarkStart w:id="8" w:name="_wgcz9bosa0b9" w:colFirst="0" w:colLast="0"/>
+      <w:bookmarkEnd w:id="8"/>
       <w:r>
         <w:rPr>
           <w:lang w:val="en-US"/>
@@ -4431,6 +4697,7 @@
           <w:szCs w:val="24"/>
           <w:lang w:val="en-US"/>
         </w:rPr>
+        <w:lastRenderedPageBreak/>
         <w:t>You have the right to complain to a Data Protection Authority about Our collection and use of Your Personal Data. For more information, if You are in the European Economic Area (EEA), please contact Your local data protection authority in the EEA.</w:t>
       </w:r>
     </w:p>
@@ -4468,7 +4735,6 @@
           <w:szCs w:val="24"/>
           <w:lang w:val="en-US"/>
         </w:rPr>
-        <w:lastRenderedPageBreak/>
         <w:t>This privacy notice section for California residents supplements the information contained in Our Privacy Policy and it applies solely to all visitors, users, and others who reside in the State of California.</w:t>
       </w:r>
     </w:p>
@@ -4479,8 +4745,8 @@
           <w:lang w:val="en-US"/>
         </w:rPr>
       </w:pPr>
-      <w:bookmarkStart w:id="8" w:name="_fnv60qtl1s0d" w:colFirst="0" w:colLast="0"/>
-      <w:bookmarkEnd w:id="8"/>
+      <w:bookmarkStart w:id="9" w:name="_fnv60qtl1s0d" w:colFirst="0" w:colLast="0"/>
+      <w:bookmarkEnd w:id="9"/>
       <w:r>
         <w:rPr>
           <w:lang w:val="en-US"/>
@@ -4847,6 +5113,7 @@
           <w:szCs w:val="24"/>
           <w:lang w:val="en-US"/>
         </w:rPr>
+        <w:lastRenderedPageBreak/>
         <w:t>Category C: Protected classification characteristics under California or federal law.</w:t>
       </w:r>
       <w:r>
@@ -4894,7 +5161,6 @@
           <w:szCs w:val="24"/>
           <w:lang w:val="en-US"/>
         </w:rPr>
-        <w:lastRenderedPageBreak/>
         <w:br/>
       </w:r>
       <w:proofErr w:type="spellStart"/>
@@ -5554,6 +5820,7 @@
           <w:szCs w:val="24"/>
           <w:lang w:val="en-US"/>
         </w:rPr>
+        <w:lastRenderedPageBreak/>
         <w:t>Category I: Professional or employment-related information.</w:t>
       </w:r>
       <w:r>
@@ -5672,7 +5939,6 @@
           <w:szCs w:val="24"/>
           <w:lang w:val="en-US"/>
         </w:rPr>
-        <w:lastRenderedPageBreak/>
         <w:t>Category J: Non-public education information (per the Family Educational Rights and Privacy Act (20 U.S.C. Section 1232g, 34 C.F.R. Part 99)).</w:t>
       </w:r>
       <w:r>
@@ -6096,8 +6362,8 @@
           <w:lang w:val="en-US"/>
         </w:rPr>
       </w:pPr>
-      <w:bookmarkStart w:id="9" w:name="_uy7zwg5i08oq" w:colFirst="0" w:colLast="0"/>
-      <w:bookmarkEnd w:id="9"/>
+      <w:bookmarkStart w:id="10" w:name="_uy7zwg5i08oq" w:colFirst="0" w:colLast="0"/>
+      <w:bookmarkEnd w:id="10"/>
       <w:r>
         <w:rPr>
           <w:lang w:val="en-US"/>
@@ -6193,6 +6459,7 @@
           <w:szCs w:val="24"/>
           <w:lang w:val="en-US"/>
         </w:rPr>
+        <w:lastRenderedPageBreak/>
         <w:t>Automatically from You. For example, through cookies We or our Service Providers set on Your Device as You navigate through our Service.</w:t>
       </w:r>
     </w:p>
@@ -6227,8 +6494,8 @@
           <w:lang w:val="en-US"/>
         </w:rPr>
       </w:pPr>
-      <w:bookmarkStart w:id="10" w:name="_6rafaww3qje0" w:colFirst="0" w:colLast="0"/>
-      <w:bookmarkEnd w:id="10"/>
+      <w:bookmarkStart w:id="11" w:name="_6rafaww3qje0" w:colFirst="0" w:colLast="0"/>
+      <w:bookmarkEnd w:id="11"/>
       <w:r>
         <w:rPr>
           <w:lang w:val="en-US"/>
@@ -6252,7 +6519,6 @@
           <w:szCs w:val="24"/>
           <w:lang w:val="en-US"/>
         </w:rPr>
-        <w:lastRenderedPageBreak/>
         <w:t>We may use or disclose personal information We collect for "business purposes" or "commercial purposes" (as defined under the CCPA), which may include the following examples:</w:t>
       </w:r>
     </w:p>
@@ -6529,8 +6795,8 @@
           <w:lang w:val="en-US"/>
         </w:rPr>
       </w:pPr>
-      <w:bookmarkStart w:id="11" w:name="_ikl3vh6sau5c" w:colFirst="0" w:colLast="0"/>
-      <w:bookmarkEnd w:id="11"/>
+      <w:bookmarkStart w:id="12" w:name="_ikl3vh6sau5c" w:colFirst="0" w:colLast="0"/>
+      <w:bookmarkEnd w:id="12"/>
       <w:r>
         <w:rPr>
           <w:lang w:val="en-US"/>
@@ -6780,6 +7046,7 @@
           <w:szCs w:val="24"/>
           <w:lang w:val="en-US"/>
         </w:rPr>
+        <w:lastRenderedPageBreak/>
         <w:t>Please note that the categories listed above are those defined in the CCPA. This does not mean that all examples of that category of personal information were in fact disclosed, but reflects our good faith belief to the best of our knowledge that some of that information from the applicable category may be and may have been disclosed.</w:t>
       </w:r>
     </w:p>
@@ -6829,13 +7096,12 @@
           <w:lang w:val="en-US"/>
         </w:rPr>
       </w:pPr>
-      <w:bookmarkStart w:id="12" w:name="_gb9guecz03n" w:colFirst="0" w:colLast="0"/>
-      <w:bookmarkEnd w:id="12"/>
-      <w:r>
-        <w:rPr>
-          <w:lang w:val="en-US"/>
-        </w:rPr>
-        <w:lastRenderedPageBreak/>
+      <w:bookmarkStart w:id="13" w:name="_gb9guecz03n" w:colFirst="0" w:colLast="0"/>
+      <w:bookmarkEnd w:id="13"/>
+      <w:r>
+        <w:rPr>
+          <w:lang w:val="en-US"/>
+        </w:rPr>
         <w:t>Sale of Personal Information</w:t>
       </w:r>
     </w:p>
@@ -7090,8 +7356,8 @@
           <w:lang w:val="en-US"/>
         </w:rPr>
       </w:pPr>
-      <w:bookmarkStart w:id="13" w:name="_ewpxkgg5da05" w:colFirst="0" w:colLast="0"/>
-      <w:bookmarkEnd w:id="13"/>
+      <w:bookmarkStart w:id="14" w:name="_ewpxkgg5da05" w:colFirst="0" w:colLast="0"/>
+      <w:bookmarkEnd w:id="14"/>
       <w:r>
         <w:rPr>
           <w:lang w:val="en-US"/>
@@ -7335,8 +7601,8 @@
           <w:lang w:val="en-US"/>
         </w:rPr>
       </w:pPr>
-      <w:bookmarkStart w:id="14" w:name="_smx4xv292brh" w:colFirst="0" w:colLast="0"/>
-      <w:bookmarkEnd w:id="14"/>
+      <w:bookmarkStart w:id="15" w:name="_smx4xv292brh" w:colFirst="0" w:colLast="0"/>
+      <w:bookmarkEnd w:id="15"/>
       <w:r>
         <w:rPr>
           <w:lang w:val="en-US"/>
@@ -7399,6 +7665,7 @@
           <w:szCs w:val="24"/>
           <w:lang w:val="en-US"/>
         </w:rPr>
+        <w:lastRenderedPageBreak/>
         <w:t xml:space="preserve">We do not sell the personal information of Consumers We actually know are less than 16 years of age, unless We receive affirmative authorization (the "right to opt-in") from either the Consumer who is between 13 and 16 years of age, or the parent or guardian of a Consumer less than 13 years of age. Consumers who opt-in to the sale of personal information may opt-out of future sales at any time. To exercise the right to opt-out, </w:t>
       </w:r>
       <w:proofErr w:type="gramStart"/>
@@ -7438,7 +7705,6 @@
           <w:szCs w:val="24"/>
           <w:lang w:val="en-US"/>
         </w:rPr>
-        <w:lastRenderedPageBreak/>
         <w:t>If You have reason to believe that a child under the age of 13 (or 16) has provided Us with personal information, please contact Us with sufficient detail to enable Us to delete that information.</w:t>
       </w:r>
     </w:p>
@@ -7449,8 +7715,8 @@
           <w:lang w:val="en-US"/>
         </w:rPr>
       </w:pPr>
-      <w:bookmarkStart w:id="15" w:name="_5p3fo09xqhzq" w:colFirst="0" w:colLast="0"/>
-      <w:bookmarkEnd w:id="15"/>
+      <w:bookmarkStart w:id="16" w:name="_5p3fo09xqhzq" w:colFirst="0" w:colLast="0"/>
+      <w:bookmarkEnd w:id="16"/>
       <w:r>
         <w:rPr>
           <w:lang w:val="en-US"/>
@@ -8141,6 +8407,7 @@
           <w:szCs w:val="24"/>
           <w:lang w:val="en-US"/>
         </w:rPr>
+        <w:lastRenderedPageBreak/>
         <w:t>Exercise free speech, ensure the right of another consumer to exercise their free speech rights, or exercise another right provided for by law.</w:t>
       </w:r>
     </w:p>
@@ -8260,17 +8527,7 @@
           <w:szCs w:val="24"/>
           <w:lang w:val="en-US"/>
         </w:rPr>
-        <w:t xml:space="preserve">Engage in public or peer-reviewed scientific, historical, or statistical research in the public interest that adheres to all other applicable ethics and privacy laws, </w:t>
-      </w:r>
-      <w:r>
-        <w:rPr>
-          <w:rFonts w:ascii="Times New Roman" w:hAnsi="Times New Roman" w:cs="Times New Roman"/>
-          <w:sz w:val="24"/>
-          <w:szCs w:val="24"/>
-          <w:lang w:val="en-US"/>
-        </w:rPr>
-        <w:lastRenderedPageBreak/>
-        <w:t>when the information's deletion may likely render impossible or seriously impair the research's achievement, if You previously provided informed consent.</w:t>
+        <w:t>Engage in public or peer-reviewed scientific, historical, or statistical research in the public interest that adheres to all other applicable ethics and privacy laws, when the information's deletion may likely render impossible or seriously impair the research's achievement, if You previously provided informed consent.</w:t>
       </w:r>
     </w:p>
     <w:p>
@@ -8482,8 +8739,8 @@
           <w:lang w:val="en-US"/>
         </w:rPr>
       </w:pPr>
-      <w:bookmarkStart w:id="16" w:name="_an4yuheptsi5" w:colFirst="0" w:colLast="0"/>
-      <w:bookmarkEnd w:id="16"/>
+      <w:bookmarkStart w:id="17" w:name="_an4yuheptsi5" w:colFirst="0" w:colLast="0"/>
+      <w:bookmarkEnd w:id="17"/>
       <w:r>
         <w:rPr>
           <w:lang w:val="en-US"/>
@@ -8741,6 +8998,7 @@
           <w:szCs w:val="24"/>
           <w:lang w:val="en-US"/>
         </w:rPr>
+        <w:lastRenderedPageBreak/>
         <w:t xml:space="preserve">For data portability requests, </w:t>
       </w:r>
       <w:proofErr w:type="gramStart"/>
@@ -8771,8 +9029,8 @@
           <w:lang w:val="en-US"/>
         </w:rPr>
       </w:pPr>
-      <w:bookmarkStart w:id="17" w:name="_rzmvo7a401u1" w:colFirst="0" w:colLast="0"/>
-      <w:bookmarkEnd w:id="17"/>
+      <w:bookmarkStart w:id="18" w:name="_rzmvo7a401u1" w:colFirst="0" w:colLast="0"/>
+      <w:bookmarkEnd w:id="18"/>
       <w:r>
         <w:rPr>
           <w:lang w:val="en-US"/>
@@ -9214,7 +9472,17 @@
           <w:szCs w:val="24"/>
           <w:lang w:val="en-US"/>
         </w:rPr>
-        <w:t xml:space="preserve"> may not be able to use some parts of our Service. Unless you have adjusted Your browser setting so that it will refuse Cookies, our Service may use Cookies.</w:t>
+        <w:t xml:space="preserve"> may not be able to use some parts of our </w:t>
+      </w:r>
+      <w:r>
+        <w:rPr>
+          <w:rFonts w:ascii="Times New Roman" w:hAnsi="Times New Roman" w:cs="Times New Roman"/>
+          <w:sz w:val="24"/>
+          <w:szCs w:val="24"/>
+          <w:lang w:val="en-US"/>
+        </w:rPr>
+        <w:lastRenderedPageBreak/>
+        <w:t>Service. Unless you have adjusted Your browser setting so that it will refuse Cookies, our Service may use Cookies.</w:t>
       </w:r>
     </w:p>
     <w:p>
@@ -9276,7 +9544,6 @@
           <w:szCs w:val="24"/>
           <w:lang w:val="en-US"/>
         </w:rPr>
-        <w:lastRenderedPageBreak/>
         <w:t>Cookies can be "Persistent" or "Session" Cookies. Persistent Cookies remain on Your personal computer or mobile device when You go offline, while Session Cookies are deleted as soon as You close Your web browser.</w:t>
       </w:r>
     </w:p>
@@ -9749,7 +10016,17 @@
           <w:szCs w:val="24"/>
           <w:lang w:val="en-US"/>
         </w:rPr>
-        <w:t>These cookies collect information about how you use our websites</w:t>
+        <w:t xml:space="preserve">These cookies collect information about how you use our </w:t>
+      </w:r>
+      <w:r>
+        <w:rPr>
+          <w:rFonts w:ascii="Times New Roman" w:hAnsi="Times New Roman" w:cs="Times New Roman"/>
+          <w:sz w:val="24"/>
+          <w:szCs w:val="24"/>
+          <w:lang w:val="en-US"/>
+        </w:rPr>
+        <w:lastRenderedPageBreak/>
+        <w:t>websites</w:t>
       </w:r>
       <w:r>
         <w:rPr>
@@ -9821,7 +10098,6 @@
           <w:shd w:val="clear" w:color="auto" w:fill="FFFFFF"/>
           <w:lang w:val="en-US"/>
         </w:rPr>
-        <w:lastRenderedPageBreak/>
         <w:t>Currently We use s</w:t>
       </w:r>
       <w:r>
@@ -10837,14 +11113,7 @@
         <w:rPr>
           <w:lang w:val="en-US"/>
         </w:rPr>
-        <w:t xml:space="preserve"> contain links to external websites. We make no representations as to the quality, suitability, functionality or legality of the material on external websites that are linked to, or to any goods and services available from, such websites. The material is only provided for your interest and convenience. We do not monitor or investigate such external websites and we accept no responsibility or liability for any loss arising from the content or accuracy of the material and any opinion expressed in the material should not be taken as our endorsement, </w:t>
-      </w:r>
-      <w:r>
-        <w:rPr>
-          <w:lang w:val="en-US"/>
-        </w:rPr>
-        <w:lastRenderedPageBreak/>
-        <w:t>recommendation or opinion. This Policy does not extend to your use of such external websites. You are advised to read the privacy policy or statement of such external websites before using them.</w:t>
+        <w:t xml:space="preserve"> contain links to external websites. We make no representations as to the quality, suitability, functionality or legality of the material on external websites that are linked to, or to any goods and services available from, such websites. The material is only provided for your interest and convenience. We do not monitor or investigate such external websites and we accept no responsibility or liability for any loss arising from the content or accuracy of the material and any opinion expressed in the material should not be taken as our endorsement, recommendation or opinion. This Policy does not extend to your use of such external websites. You are advised to read the privacy policy or statement of such external websites before using them.</w:t>
       </w:r>
     </w:p>
     <w:p>
@@ -10986,10 +11255,8 @@
           <w:szCs w:val="24"/>
           <w:lang w:val="en-US" w:eastAsia="ru-RU"/>
         </w:rPr>
-        <w:t xml:space="preserve">or </w:t>
-      </w:r>
-      <w:bookmarkStart w:id="18" w:name="_GoBack"/>
-      <w:bookmarkEnd w:id="18"/>
+        <w:t xml:space="preserve">or if You are willing </w:t>
+      </w:r>
       <w:r>
         <w:rPr>
           <w:rFonts w:ascii="Times New Roman" w:eastAsia="Times New Roman" w:hAnsi="Times New Roman" w:cs="Times New Roman"/>
@@ -10998,27 +11265,7 @@
           <w:szCs w:val="24"/>
           <w:lang w:val="en-US" w:eastAsia="ru-RU"/>
         </w:rPr>
-        <w:t xml:space="preserve">if You are willing </w:t>
-      </w:r>
-      <w:r>
-        <w:rPr>
-          <w:rFonts w:ascii="Times New Roman" w:eastAsia="Times New Roman" w:hAnsi="Times New Roman" w:cs="Times New Roman"/>
-          <w:color w:val="000000"/>
-          <w:sz w:val="24"/>
-          <w:szCs w:val="24"/>
-          <w:lang w:val="en-US" w:eastAsia="ru-RU"/>
-        </w:rPr>
-        <w:t>to opt out or withdraw consent</w:t>
-      </w:r>
-      <w:r>
-        <w:rPr>
-          <w:rFonts w:ascii="Times New Roman" w:eastAsia="Times New Roman" w:hAnsi="Times New Roman" w:cs="Times New Roman"/>
-          <w:color w:val="000000"/>
-          <w:sz w:val="24"/>
-          <w:szCs w:val="24"/>
-          <w:lang w:val="en-US" w:eastAsia="ru-RU"/>
-        </w:rPr>
-        <w:t xml:space="preserve"> </w:t>
+        <w:t xml:space="preserve">to opt out or withdraw consent </w:t>
       </w:r>
       <w:r>
         <w:rPr>
